--- a/public/documents/YAT-Enrolline-Improved-Solution-Design.docx
+++ b/public/documents/YAT-Enrolline-Improved-Solution-Design.docx
@@ -975,47 +975,6 @@
           </w:p>
         </w:tc>
       </w:tr>
-      <w:tr>
-        <w:tc>
-          <w:tcPr>
-            <w:tcW w:type="dxa" w:w="4252"/>
-            <w:tcBorders>
-              <w:top w:val="single" w:sz="4" w:space="0" w:color="E4DED3"/>
-              <w:left w:val="single" w:sz="4" w:space="0" w:color="E4DED3"/>
-              <w:bottom w:val="single" w:sz="4" w:space="0" w:color="E4DED3"/>
-              <w:right w:val="single" w:sz="4" w:space="0" w:color="E4DED3"/>
-            </w:tcBorders>
-          </w:tcPr>
-          <w:p>
-            <w:r>
-              <w:rPr>
-                <w:b/>
-                <w:sz w:val="18"/>
-              </w:rPr>
-              <w:t>Raise automated backup retention to 14 days</w:t>
-            </w:r>
-          </w:p>
-        </w:tc>
-        <w:tc>
-          <w:tcPr>
-            <w:tcW w:type="dxa" w:w="5102"/>
-            <w:tcBorders>
-              <w:top w:val="single" w:sz="4" w:space="0" w:color="E4DED3"/>
-              <w:left w:val="single" w:sz="4" w:space="0" w:color="E4DED3"/>
-              <w:bottom w:val="single" w:sz="4" w:space="0" w:color="E4DED3"/>
-              <w:right w:val="single" w:sz="4" w:space="0" w:color="E4DED3"/>
-            </w:tcBorders>
-          </w:tcPr>
-          <w:p>
-            <w:r>
-              <w:rPr>
-                <w:sz w:val="18"/>
-              </w:rPr>
-              <w:t>Wider recovery window across a full intake cycle</w:t>
-            </w:r>
-          </w:p>
-        </w:tc>
-      </w:tr>
     </w:tbl>
     <w:p/>
     <w:p>
@@ -1024,6 +983,14 @@
           <w:sz w:val="21"/>
         </w:rPr>
         <w:t>Multi-AZ is a synchronous standby in the second Availability Zone with automatic failover. It is not a read replica and adds no read capacity; it is bought for recovery time, and its cost is approximately a doubling of the database line.</w:t>
+      </w:r>
+    </w:p>
+    <w:p>
+      <w:r>
+        <w:rPr>
+          <w:sz w:val="21"/>
+        </w:rPr>
+        <w:t>This is the **only** database property the improvement changes. The change is applied in place, as a modification to the existing instance — nothing in this design replaces the database or moves student records, and no other database property is touched.</w:t>
       </w:r>
     </w:p>
     <w:p>
